--- a/example_articles/race_ethnicity/Black or African American/4.race_ethnicity_Black or African American_Other_publisher.docx
+++ b/example_articles/race_ethnicity/Black or African American/4.race_ethnicity_Black or African American_Other_publisher.docx
@@ -32,12 +32,12 @@
     </w:p>
     <w:p>
       <w:r>
-        <w:t>Extracted race/ethnicity: Black or African American and minorities (working-class minorities mentioned)</w:t>
+        <w:t>Raw race_ethnicity result: Black or African American and minorities (working-class minorities mentioned)</w:t>
       </w:r>
     </w:p>
     <w:p>
       <w:r>
-        <w:t>Race/Ethnicity (Standardized): Black or African American</w:t>
+        <w:t>race_ethnicity_stand_flat (Standardized): Black or African American</w:t>
       </w:r>
     </w:p>
     <w:p>

--- a/example_articles/race_ethnicity/Black or African American/4.race_ethnicity_Black or African American_Other_publisher.docx
+++ b/example_articles/race_ethnicity/Black or African American/4.race_ethnicity_Black or African American_Other_publisher.docx
@@ -27,17 +27,17 @@
     </w:p>
     <w:p>
       <w:r>
-        <w:t>Source File: Other publishers/Files (500) (21).DOCX</w:t>
+        <w:t>Source file: Other publishers/Files (500) (21).DOCX</w:t>
       </w:r>
     </w:p>
     <w:p>
       <w:r>
-        <w:t>Raw race_ethnicity result: Black or African American and minorities (working-class minorities mentioned)</w:t>
+        <w:t>Raw race ethnicity result, 'race_ethnicity': Black or African American and minorities (working-class minorities mentioned)</w:t>
       </w:r>
     </w:p>
     <w:p>
       <w:r>
-        <w:t>race_ethnicity_stand_flat (Standardized): Black or African American</w:t>
+        <w:t>Standardized race ethnicity result, 'race_ethnicity_stand_flat': Black or African American</w:t>
       </w:r>
     </w:p>
     <w:p>

--- a/example_articles/race_ethnicity/Black or African American/4.race_ethnicity_Black or African American_Other_publisher.docx
+++ b/example_articles/race_ethnicity/Black or African American/4.race_ethnicity_Black or African American_Other_publisher.docx
@@ -7,7 +7,7 @@
         <w:pStyle w:val="Heading1"/>
       </w:pPr>
       <w:r>
-        <w:t>Hopes run high in Conn. - Correction Appended</w:t>
+        <w:t>Campuses catch spirit of activism</w:t>
       </w:r>
     </w:p>
     <w:p>
@@ -17,22 +17,22 @@
     </w:p>
     <w:p>
       <w:r>
-        <w:t>Date: 1990-10-24</w:t>
+        <w:t>Date: 1990-05-10</w:t>
       </w:r>
     </w:p>
     <w:p>
       <w:r>
-        <w:t>Section: NEWS; Pg. 3A</w:t>
+        <w:t>Section: LIFE; Pg. 1D; Cover Story</w:t>
       </w:r>
     </w:p>
     <w:p>
       <w:r>
-        <w:t>Source file: Other publishers/Files (500) (21).DOCX</w:t>
+        <w:t>Source file: Other publishers/Files (500) (28).DOCX</w:t>
       </w:r>
     </w:p>
     <w:p>
       <w:r>
-        <w:t>Raw race ethnicity result, 'race_ethnicity': Black or African American and minorities (working-class minorities mentioned)</w:t>
+        <w:t>Raw race ethnicity result, 'race_ethnicity': Black or African American</w:t>
       </w:r>
     </w:p>
     <w:p>
@@ -49,72 +49,71 @@
     </w:p>
     <w:p>
       <w:r>
-        <w:t>A black Republican hasn't been elected to the House of Representatives in 58 years. A look at the two leading contenders to change that:</w:t>
+        <w:t>For Dan Kiss, college means more than sparring with professors.</w:t>
         <w:br/>
-        <w:t xml:space="preserve"> </w:t>
+        <w:t>At a recent rally denouncing tuition hikes, the Oberlin (Ohio) College junior jumped on a cop he says had a chokehold on his friend. Now, in addition to final exams, the 21-year-old is facing a court date.</w:t>
         <w:br/>
-        <w:t xml:space="preserve"> WATERBURY, Conn. - This blue-collar city seems an unlikely proving ground for Republicans.</w:t>
+        <w:t>Across the nation, students like Kiss are turning words into actions - sit- ins at Temple University, street blockades at Hunter College and arrests at the University of Wisconsin-Madison - that recall the tumult of the '60s.</w:t>
         <w:br/>
-        <w:t>But the GOP is counting on working class Democrats here - who came out in droves to elect George Bush and Ronald Reagan - to help the party reshape its image.</w:t>
+        <w:t>''For me, (activism) is about being taken seriously when you say, 'Stick up for what's right,' '' says Kiss. ''It's when you carry through that people get uncomfortable.''</w:t>
         <w:br/>
-        <w:t>National Republicans are pinning their hopes on city alderman Gary Franks in a closely watched House race.</w:t>
+        <w:t>Beyond making speeches, they're changing policies.</w:t>
         <w:br/>
-        <w:t>Franks, 37, is a former high school basketball star, Yale graduate and real estate developer who embraces the GOP's most conservative stands. And, he's black.</w:t>
+        <w:t>This week, the students of tiny Mills College in Oakland, Calif., shut down the 700-student women's college. When the board of trustees voted last week to bow to financial concerns and admit men, activists jammed the school's phone lines and blockaded administration buildings. Support, largely from other college student groups, poured in through the campus newspaper's fax machine.</w:t>
         <w:br/>
-        <w:t>''We can't afford to write off any segment of the population,'' says Republican spokeswoman Leslie Goodman.</w:t>
+        <w:t>More importantly, on Wednesday, after alumnae and faculty sided with students, board president F. Warren Hellman agreed to reconsider his support of the proposal.</w:t>
         <w:br/>
-        <w:t>The party's new message: ''It's not whether or not you can get to the lunch counter, it's whether or not you have the money to buy lunch,'' she says.</w:t>
+        <w:t>''The faculty has made things easier by being on our side'' and postponing many classes, says Mary Lane, 19, a Mills sophomore. ''But if they weren't, the kids would just take their books to the blockades.</w:t>
         <w:br/>
-        <w:t>Franks couldn't agree more.</w:t>
+        <w:t>We'd still be activists.''</w:t>
         <w:br/>
-        <w:t>President Bush campaigns for him in Waterbury today - a day after the president vetoed the civil rights bill.</w:t>
+        <w:t>The rallying cry of the '60s was the Vietnam War. While ensuing decades saw pockets of protests against U.S. policy in Central America and corporate divestment from South Africa, students by and large were caught up in the '80s quest for high-dollar careers.</w:t>
         <w:br/>
-        <w:t>At a debate Sunday night, Democrat Toby Moffett blasted Franks for not supporting the civil rights measure, accusing Frank of being in league with arch-conservatives like Sen. Jesse Helms, R-N.C.</w:t>
+        <w:t>Today's students haven't lost sight of key foreign issues. But today's protests clearly hit closer to campus.</w:t>
         <w:br/>
-        <w:t>''Mr. Moffett, do not talk to me about civil rights,'' Franks replied. ''When I was a child, I had a cross burned in front of my house.''</w:t>
+        <w:t>Top of the list: diversity. Students are passionate about the need for greater minority representation, not only on campus, but also among tenured faculty. Other sore spots are racism and escalating college costs.</w:t>
         <w:br/>
-        <w:t>Moffett is a former House member who lost Senate and gubernatorial bids in 1982 and 1986 and then became a TV news anchor in Hartford.</w:t>
+        <w:t>''What makes this activism different is that it's not just 'radicals,' but everyday students who are reacting to things that affect their lives, like the prospect of being in debt for years to come,'' says Julianne Marley, U.S. Student Association, Washington, D.C. ''I think campuses have just begun to see the spark. There's going to be fire.'' Feeling the heat:</w:t>
         <w:br/>
-        <w:t>He quit TV and moved into the congresssional district, where only 4% of the voters are black, to seek to replace GOP Rep. John Rowland, who's running for governor.</w:t>
+        <w:t>- -</w:t>
         <w:br/>
-        <w:t>Moffet doesn't hide the fact that he moved in when he saw a seat open in the district. But he's had to convince voters he isn't an opportunist and to defend GOP charges that he's a liberal relic.</w:t>
+        <w:t>- Temple University (Philadelphia). -An altercation on April 26 between black students and white fraternity members left a black female student with a broken ankle and bruised ribs at the hands of a white campus police officer. Last week, black students blocked off five campus entrances until the president agreed to a meeting about disciplining the officer.</w:t>
         <w:br/>
-        <w:t>Republican state Sen. James McLaughlin, who lost the GOP nomination to Franks, dubbed Moffett a ''free-wheeling, nutty, kooky, big-spending liberal of the 1970s'' in his campaign.</w:t>
+        <w:t>- University of Wisconsin-Madison. -Over the past few weeks, students - incensed by ROTC's anti-homosexual policy - staged a five-day sleep-in. Police hauled 40 students from the offices of the university system president.</w:t>
         <w:br/>
-        <w:t>Moffett, who's taking more moderate stands now, replies: ''I'm basically a moderate person. I'm an activist, an advocate for the people.''</w:t>
+        <w:t>- Wesleyan University (Middletown, Conn.). -Students pushed administrators to call off classes Tuesday so they could stage a rally protesting violent incidents in the past month, including vandalism at the school's Afro-American center.</w:t>
         <w:br/>
-        <w:t>He says Franks is so conservative ''he's off the charts.''</w:t>
+        <w:t>- Hunter College (New York). -Last week, students blocked off Lexington Avenue and occupied administration buildings to protest proposed tuition hikes and financial aid cutbacks.</w:t>
         <w:br/>
-        <w:t>But Franks, who supports the death penalty and abortion rights, says he's in step with workers in Connecticut's most conservative district.</w:t>
+        <w:t>''If we don't win, most of us will have to drop out of school. The fight is not over,'' says Hunter sophomore Yor-El Francis, 19, one of many working- class minorities enrolled at the school. ''We'll see if we can rent buses and go to Albany to see our legislators.''</w:t>
         <w:br/>
-        <w:t>And, he says, he's in step with minority views, too.</w:t>
+        <w:t>Students gunning for concrete concessions know that brains can be more effective than brawn. Within hours of Mills' decision to resist the tide of change, students had set up a press office. Equally focused, Hunter students decided against challenging Mayor David Dinkins' promise to arrest those blocking the street in front of the school.</w:t>
         <w:br/>
-        <w:t>''I'd be happy to take a snapshot of America'' during the Carter era when Moffett served in Congress, Franks says. Interest and unemployment rates soared, and that ''affected blacks (and) whites.''</w:t>
+        <w:t>''We're talking about tuition. This is not about fighting the police,'' says Francis.</w:t>
         <w:br/>
+        <w:t>Oberlin's Kiss didn't set out to challenge police; he says today's methods are more sophisticated.</w:t>
         <w:br/>
-        <w:t>Notes</w:t>
+        <w:t>''The conservative '80s were rough on progressive people,'' he says. ''Anyone at it now has learned to refine their tactics.''</w:t>
         <w:br/>
+        <w:t>Where did this movement come from?</w:t>
         <w:br/>
-        <w:t>Accompanies; Family, more than race, is big issue in Ohio contest; Two close races, one uphill battle</w:t>
+        <w:t>Besides being propelled by dollars-and-cents issues, many point a finger at the conservative lull of the past decade.</w:t>
         <w:br/>
-        <w:t>Correction</w:t>
+        <w:t>''There's a marked interest in activism here,'' says Charles Moody, vice provost for minority affairs at the University of Michigan, which has experienced racial tension over the years. ''People talk about the selfishness of the '80s, and I think students want to show this is a different decade, a new generation who will get involved and try to change things.''</w:t>
         <w:br/>
+        <w:t>How far will it go?</w:t>
         <w:br/>
-        <w:t>USA TODAY reported Tuesday that a black Republican hasn't been elected to the House in 58 years.  Republican Melvin Evans served 1979-1981 as a non-voting delegate from the Virgin Islands.  Clarification ran 10/24/90.</w:t>
+        <w:t>Students interviewed say they remain undeterred by shows of police force. Many say riot gear and dogs often greet their rallies. One says that a SWAT team was on call. A few, like Kiss, say that ''a couple of false moves'' would have turned their gathering into another Kent State, where four students died when the National Guard opened fire.</w:t>
         <w:br/>
-        <w:t>Correction-Date: October 24, 1990, Wednesday, FINAL EDITION</w:t>
+        <w:t>But administrators say they remember May 4, 1970.</w:t>
         <w:br/>
+        <w:t>''Any threat of violence is the line beyond which both administrators and protesters can't cross,'' says Peter Liacouras, president of Temple University, which called in Philadelphia police to monitor a recent demonstration. ''But you also need to provide a forum for people to air their debates.''</w:t>
         <w:br/>
-        <w:t>Graphic</w:t>
+        <w:t>Patrick Penn, Oberlin's dean of students, takes a similar administrative stand on campus activism. He says it's a double-edged sword that needs to be tempered with open dialogue.</w:t>
         <w:br/>
+        <w:t>''I'm concerned when they go beyond the parameters of the law,'' he says. ''But I'm also pleased to have critically thinking students who are willing to stand up for what they hold dear. It's part of the American tradition.''</w:t>
         <w:br/>
-        <w:t xml:space="preserve"> </w:t>
-        <w:br/>
-        <w:t>PHOTO; b/w, Eileen Blass, USA TODAY (Gary Franks)</w:t>
-        <w:br/>
-        <w:t xml:space="preserve"> </w:t>
-        <w:br/>
-        <w:t>CUTLINE: FRANKS: Alderman identifies with conservative stands.</w:t>
+        <w:t>But for many students today, the past is best left to the history books. Mention that '60s-forged tradition to Kiss, and the retort is quick and piercing: ''I'm not doing this for nostalgia.''</w:t>
       </w:r>
     </w:p>
     <w:sectPr>

--- a/example_articles/race_ethnicity/Black or African American/4.race_ethnicity_Black or African American_Other_publisher.docx
+++ b/example_articles/race_ethnicity/Black or African American/4.race_ethnicity_Black or African American_Other_publisher.docx
@@ -7,7 +7,7 @@
         <w:pStyle w:val="Heading1"/>
       </w:pPr>
       <w:r>
-        <w:t>Campuses catch spirit of activism</w:t>
+        <w:t>THIS JOKE'S ON NOVELIST</w:t>
       </w:r>
     </w:p>
     <w:p>
@@ -17,17 +17,17 @@
     </w:p>
     <w:p>
       <w:r>
-        <w:t>Date: 1990-05-10</w:t>
+        <w:t>Date: 1998-11-17</w:t>
       </w:r>
     </w:p>
     <w:p>
       <w:r>
-        <w:t>Section: LIFE; Pg. 1D; Cover Story</w:t>
+        <w:t>Section: LIFESTYLE,</w:t>
       </w:r>
     </w:p>
     <w:p>
       <w:r>
-        <w:t>Source file: Other publishers/Files (500) (28).DOCX</w:t>
+        <w:t>Source file: Other publishers/Files (500) (21).DOCX</w:t>
       </w:r>
     </w:p>
     <w:p>
@@ -49,71 +49,33 @@
     </w:p>
     <w:p>
       <w:r>
-        <w:t>For Dan Kiss, college means more than sparring with professors.</w:t>
+        <w:t>Three years ago in his HBO special, comedian Chris Rock brought the house down with what was then a weird notion: Bill Clinton as America's first ''black president.''</w:t>
         <w:br/>
-        <w:t>At a recent rally denouncing tuition hikes, the Oberlin (Ohio) College junior jumped on a cop he says had a chokehold on his friend. Now, in addition to final exams, the 21-year-old is facing a court date.</w:t>
+        <w:t>In a now classic routine, Rock said Clinton suffers the same indignities as a black man who hands a $ 20 or $ 50 note to a mall retail clerk. The image of a white cashier scrutinizing the president's money under the light to make sure it isn't counterfeit struck a painfully ironic chord in black audiences. Who's to say it didn't generate much of the sympathy that led to the election results two weeks ago?</w:t>
         <w:br/>
-        <w:t>Across the nation, students like Kiss are turning words into actions - sit- ins at Temple University, street blockades at Hunter College and arrests at the University of Wisconsin-Madison - that recall the tumult of the '60s.</w:t>
+        <w:t>Like most jokes, it works best on an intuitive level. It isn't designed to withstand the scrutiny of the irony impaired who can always be counted on to confuse a joke with a literal recounting of Boy Clinton's racial genealogy.</w:t>
         <w:br/>
-        <w:t>''For me, (activism) is about being taken seriously when you say, 'Stick up for what's right,' '' says Kiss. ''It's when you carry through that people get uncomfortable.''</w:t>
+        <w:t>In the Oct. 5 issue of the New Yorker, novelist Toni Morrison, who has never struck me as a particularly gifted comic, retold Rock's joke in the argot of the chattering class. But in the process of endowing it with sociological heft, Morrison ran into more trouble than an exclusive showing of ''Beloved'' at a suburban cineplex:</w:t>
         <w:br/>
-        <w:t>Beyond making speeches, they're changing policies.</w:t>
+        <w:t>''After all, Clinton displays almost every trope of blackness,'' she wrote, ''single-parent household, born poor, working class, saxophone-playing, McDonald's-and-junk-food-loving boy from Arkansas. And when all the African-American Clinton appointees began, one by one, to disappear . . . he was metaphorically seized and body-searched . . .'' You get the idea.</w:t>
         <w:br/>
-        <w:t>This week, the students of tiny Mills College in Oakland, Calif., shut down the 700-student women's college. When the board of trustees voted last week to bow to financial concerns and admit men, activists jammed the school's phone lines and blockaded administration buildings. Support, largely from other college student groups, poured in through the campus newspaper's fax machine.</w:t>
+        <w:t>Told without benefit of Rock's high-pitched nasal inflection and rolling eyes, the notion of Clinton as our first black president comes across as ridiculous and perhaps a tad insulting. So what caused a writer of Morrison's lyrical power, depth and intelligence to overreach like this? Even white folks are skeptical of racial generalizations of this magnitude.</w:t>
         <w:br/>
-        <w:t>More importantly, on Wednesday, after alumnae and faculty sided with students, board president F. Warren Hellman agreed to reconsider his support of the proposal.</w:t>
+        <w:t>Being, allegedly, a writer myself, I know it's possible to get enthusiastic about an idea that may not have the legs to make it across the street to where the readers are (how's that for a terribly labored image?).</w:t>
         <w:br/>
-        <w:t>''The faculty has made things easier by being on our side'' and postponing many classes, says Mary Lane, 19, a Mills sophomore. ''But if they weren't, the kids would just take their books to the blockades.</w:t>
+        <w:t>My theory is that Morrison heard the joke recently and hasn't been able to get it out of her head. The fact that she didn't trace the idea back to Rock's HBO special indicates she isn't aware of how deeply imbedded it already is in black culture.</w:t>
         <w:br/>
-        <w:t>We'd still be activists.''</w:t>
+        <w:t>But more disappointing than failing to give props to Chris Rock for a good joke is the one-dimensional way in which Morrison described what it is that constitutes ''blackness,'' specifically male blackness in America.</w:t>
         <w:br/>
-        <w:t>The rallying cry of the '60s was the Vietnam War. While ensuing decades saw pockets of protests against U.S. policy in Central America and corporate divestment from South Africa, students by and large were caught up in the '80s quest for high-dollar careers.</w:t>
+        <w:t>Do I really need to tell her how complicated black folks are, especially black men? Can we really be reduced to a handful of characteristics we supposedly have in common with Bill ''The Playa'' Clinton?</w:t>
         <w:br/>
-        <w:t>Today's students haven't lost sight of key foreign issues. But today's protests clearly hit closer to campus.</w:t>
+        <w:t>Let's take two black men who died last weekend: jazz pianist Kenny Kirkland and former Black Panther and All African Revolutionary founder Kwame Ture (formerly Stokely Carmichael).</w:t>
         <w:br/>
-        <w:t>Top of the list: diversity. Students are passionate about the need for greater minority representation, not only on campus, but also among tenured faculty. Other sore spots are racism and escalating college costs.</w:t>
+        <w:t>One was a gifted pianist who helped usher in an era of young neo-boppers; the other was a fiery revolutionary theorist who lived the last half of his life in self-imposed exile in Guinea.</w:t>
         <w:br/>
-        <w:t>''What makes this activism different is that it's not just 'radicals,' but everyday students who are reacting to things that affect their lives, like the prospect of being in debt for years to come,'' says Julianne Marley, U.S. Student Association, Washington, D.C. ''I think campuses have just begun to see the spark. There's going to be fire.'' Feeling the heat:</w:t>
+        <w:t>Both were enormously complicated and far more nuanced than the black men who populate Morrison's fiction. The problem with equating Bill Clinton's travails with those encountered in the black experience is to confuse her view of black men with real life. But that's what happens when you take a joke too seriously.</w:t>
         <w:br/>
-        <w:t>- -</w:t>
-        <w:br/>
-        <w:t>- Temple University (Philadelphia). -An altercation on April 26 between black students and white fraternity members left a black female student with a broken ankle and bruised ribs at the hands of a white campus police officer. Last week, black students blocked off five campus entrances until the president agreed to a meeting about disciplining the officer.</w:t>
-        <w:br/>
-        <w:t>- University of Wisconsin-Madison. -Over the past few weeks, students - incensed by ROTC's anti-homosexual policy - staged a five-day sleep-in. Police hauled 40 students from the offices of the university system president.</w:t>
-        <w:br/>
-        <w:t>- Wesleyan University (Middletown, Conn.). -Students pushed administrators to call off classes Tuesday so they could stage a rally protesting violent incidents in the past month, including vandalism at the school's Afro-American center.</w:t>
-        <w:br/>
-        <w:t>- Hunter College (New York). -Last week, students blocked off Lexington Avenue and occupied administration buildings to protest proposed tuition hikes and financial aid cutbacks.</w:t>
-        <w:br/>
-        <w:t>''If we don't win, most of us will have to drop out of school. The fight is not over,'' says Hunter sophomore Yor-El Francis, 19, one of many working- class minorities enrolled at the school. ''We'll see if we can rent buses and go to Albany to see our legislators.''</w:t>
-        <w:br/>
-        <w:t>Students gunning for concrete concessions know that brains can be more effective than brawn. Within hours of Mills' decision to resist the tide of change, students had set up a press office. Equally focused, Hunter students decided against challenging Mayor David Dinkins' promise to arrest those blocking the street in front of the school.</w:t>
-        <w:br/>
-        <w:t>''We're talking about tuition. This is not about fighting the police,'' says Francis.</w:t>
-        <w:br/>
-        <w:t>Oberlin's Kiss didn't set out to challenge police; he says today's methods are more sophisticated.</w:t>
-        <w:br/>
-        <w:t>''The conservative '80s were rough on progressive people,'' he says. ''Anyone at it now has learned to refine their tactics.''</w:t>
-        <w:br/>
-        <w:t>Where did this movement come from?</w:t>
-        <w:br/>
-        <w:t>Besides being propelled by dollars-and-cents issues, many point a finger at the conservative lull of the past decade.</w:t>
-        <w:br/>
-        <w:t>''There's a marked interest in activism here,'' says Charles Moody, vice provost for minority affairs at the University of Michigan, which has experienced racial tension over the years. ''People talk about the selfishness of the '80s, and I think students want to show this is a different decade, a new generation who will get involved and try to change things.''</w:t>
-        <w:br/>
-        <w:t>How far will it go?</w:t>
-        <w:br/>
-        <w:t>Students interviewed say they remain undeterred by shows of police force. Many say riot gear and dogs often greet their rallies. One says that a SWAT team was on call. A few, like Kiss, say that ''a couple of false moves'' would have turned their gathering into another Kent State, where four students died when the National Guard opened fire.</w:t>
-        <w:br/>
-        <w:t>But administrators say they remember May 4, 1970.</w:t>
-        <w:br/>
-        <w:t>''Any threat of violence is the line beyond which both administrators and protesters can't cross,'' says Peter Liacouras, president of Temple University, which called in Philadelphia police to monitor a recent demonstration. ''But you also need to provide a forum for people to air their debates.''</w:t>
-        <w:br/>
-        <w:t>Patrick Penn, Oberlin's dean of students, takes a similar administrative stand on campus activism. He says it's a double-edged sword that needs to be tempered with open dialogue.</w:t>
-        <w:br/>
-        <w:t>''I'm concerned when they go beyond the parameters of the law,'' he says. ''But I'm also pleased to have critically thinking students who are willing to stand up for what they hold dear. It's part of the American tradition.''</w:t>
-        <w:br/>
-        <w:t>But for many students today, the past is best left to the history books. Mention that '60s-forged tradition to Kiss, and the retort is quick and piercing: ''I'm not doing this for nostalgia.''</w:t>
+        <w:t>Tony Norman's email is tnorman@post-gazette.com</w:t>
       </w:r>
     </w:p>
     <w:sectPr>
